--- a/templates/post-incorporate/05 Engagement_Letter_and_Indemnity_and_Undertaking_of_Secretarial_Services - template.docx
+++ b/templates/post-incorporate/05 Engagement_Letter_and_Indemnity_and_Undertaking_of_Secretarial_Services - template.docx
@@ -4114,7 +4114,7 @@
         <mc:AlternateContent>
           <mc:Choice Requires="wps">
             <w:drawing>
-              <wp:anchor distT="0" distB="0" distL="114300" distR="114300" simplePos="0" relativeHeight="251661312" behindDoc="0" locked="1" layoutInCell="1" allowOverlap="1" wp14:anchorId="338EF304" wp14:editId="28E9AB63">
+              <wp:anchor distT="0" distB="0" distL="114300" distR="114300" simplePos="0" relativeHeight="251658240" behindDoc="0" locked="1" layoutInCell="1" allowOverlap="1" wp14:anchorId="338EF304" wp14:editId="28E9AB63">
                 <wp:simplePos x="0" y="0"/>
                 <wp:positionH relativeFrom="column">
                   <wp:posOffset>5013960</wp:posOffset>
@@ -4252,7 +4252,7 @@
                 <v:stroke joinstyle="miter"/>
                 <v:path gradientshapeok="t" o:connecttype="rect"/>
               </v:shapetype>
-              <v:shape id="Text Box 1" o:spid="_x0000_s1026" type="#_x0000_t202" style="position:absolute;margin-left:394.8pt;margin-top:-12.65pt;width:70.8pt;height:22.1pt;z-index:251661312;visibility:visible;mso-wrap-style:square;mso-width-percent:0;mso-height-percent:0;mso-wrap-distance-left:9pt;mso-wrap-distance-top:0;mso-wrap-distance-right:9pt;mso-wrap-distance-bottom:0;mso-position-horizontal:absolute;mso-position-horizontal-relative:text;mso-position-vertical:absolute;mso-position-vertical-relative:text;mso-width-percent:0;mso-height-percent:0;mso-width-relative:margin;mso-height-relative:margin;v-text-anchor:top" o:gfxdata="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" filled="f" stroked="f" strokeweight=".5pt">
+              <v:shape id="Text Box 1" o:spid="_x0000_s1026" type="#_x0000_t202" style="position:absolute;margin-left:394.8pt;margin-top:-12.65pt;width:70.8pt;height:22.1pt;z-index:251658240;visibility:visible;mso-wrap-style:square;mso-width-percent:0;mso-height-percent:0;mso-wrap-distance-left:9pt;mso-wrap-distance-top:0;mso-wrap-distance-right:9pt;mso-wrap-distance-bottom:0;mso-position-horizontal:absolute;mso-position-horizontal-relative:text;mso-position-vertical:absolute;mso-position-vertical-relative:text;mso-width-percent:0;mso-height-percent:0;mso-width-relative:margin;mso-height-relative:margin;v-text-anchor:top" o:gfxdata="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" filled="f" stroked="f" strokeweight=".5pt">
                 <v:textbox>
                   <w:txbxContent>
                     <w:p>
@@ -4351,81 +4351,40 @@
     </w:p>
     <w:p>
       <w:pPr>
-        <w:spacing w:before="3" w:line="352" w:lineRule="auto"/>
-        <w:ind w:left="4512" w:right="2429" w:hanging="1"/>
+        <w:spacing w:line="288" w:lineRule="auto"/>
         <w:rPr>
           <w:rFonts w:eastAsiaTheme="minorEastAsia"/>
-          <w:b/>
-          <w:i/>
-          <w:lang w:eastAsia="zh-CN"/>
-        </w:rPr>
-      </w:pPr>
-      <w:r>
-        <w:rPr>
-          <w:b/>
-          <w:i/>
-        </w:rPr>
+        </w:rPr>
+      </w:pPr>
+      <w:r>
+        <w:t xml:space="preserve">                                                                                  </w:t>
+      </w:r>
+      <w:r>
         <w:t xml:space="preserve">Name: </w:t>
       </w:r>
       <w:r>
         <w:rPr>
           <w:rFonts w:eastAsiaTheme="minorEastAsia" w:hint="eastAsia"/>
-          <w:b/>
-          <w:i/>
-          <w:lang w:eastAsia="zh-CN"/>
         </w:rPr>
         <w:t>{{Chairman}}</w:t>
       </w:r>
     </w:p>
     <w:p>
       <w:pPr>
-        <w:spacing w:before="3" w:line="352" w:lineRule="auto"/>
-        <w:ind w:left="4512" w:right="2429" w:hanging="1"/>
-        <w:rPr>
-          <w:b/>
-          <w:i/>
-        </w:rPr>
-      </w:pPr>
-      <w:r>
-        <w:rPr>
-          <w:b/>
-          <w:i/>
-        </w:rPr>
-        <w:t>Designation:</w:t>
-      </w:r>
-      <w:r>
-        <w:rPr>
-          <w:b/>
-          <w:i/>
-          <w:spacing w:val="-5"/>
-        </w:rPr>
-        <w:t xml:space="preserve"> </w:t>
-      </w:r>
-      <w:r>
-        <w:rPr>
-          <w:b/>
-          <w:i/>
-        </w:rPr>
-        <w:t>DIRECTOR</w:t>
-      </w:r>
-    </w:p>
-    <w:p>
-      <w:pPr>
-        <w:pStyle w:val="BodyText"/>
-        <w:rPr>
-          <w:b/>
-          <w:i/>
-        </w:rPr>
-      </w:pPr>
-    </w:p>
-    <w:p>
-      <w:pPr>
-        <w:ind w:left="4512"/>
+        <w:spacing w:line="288" w:lineRule="auto"/>
+      </w:pPr>
+      <w:r>
+        <w:t xml:space="preserve">                                                                                  </w:t>
+      </w:r>
+      <w:r>
+        <w:t>Designation: DIRECTOR</w:t>
+      </w:r>
+    </w:p>
+    <w:p>
+      <w:pPr>
+        <w:spacing w:line="288" w:lineRule="auto"/>
         <w:rPr>
           <w:rFonts w:eastAsiaTheme="minorEastAsia"/>
-          <w:b/>
-          <w:i/>
-          <w:lang w:eastAsia="zh-CN"/>
         </w:rPr>
         <w:sectPr>
           <w:pgSz w:w="11910" w:h="16840"/>
@@ -4434,26 +4393,14 @@
         </w:sectPr>
       </w:pPr>
       <w:r>
-        <w:rPr>
-          <w:b/>
-          <w:i/>
-        </w:rPr>
-        <w:t>Dated:</w:t>
-      </w:r>
-      <w:r>
-        <w:rPr>
-          <w:b/>
-          <w:i/>
-          <w:spacing w:val="-2"/>
-        </w:rPr>
-        <w:t xml:space="preserve"> </w:t>
+        <w:t xml:space="preserve">                                                                                  </w:t>
+      </w:r>
+      <w:r>
+        <w:t xml:space="preserve">Dated: </w:t>
       </w:r>
       <w:r>
         <w:rPr>
           <w:rFonts w:eastAsiaTheme="minorEastAsia" w:hint="eastAsia"/>
-          <w:b/>
-          <w:i/>
-          <w:lang w:eastAsia="zh-CN"/>
         </w:rPr>
         <w:t>{{</w:t>
       </w:r>
@@ -4461,9 +4408,6 @@
       <w:r>
         <w:rPr>
           <w:rFonts w:eastAsiaTheme="minorEastAsia" w:hint="eastAsia"/>
-          <w:b/>
-          <w:i/>
-          <w:lang w:eastAsia="zh-CN"/>
         </w:rPr>
         <w:t>company_reg_date</w:t>
       </w:r>
@@ -4471,9 +4415,6 @@
       <w:r>
         <w:rPr>
           <w:rFonts w:eastAsiaTheme="minorEastAsia" w:hint="eastAsia"/>
-          <w:b/>
-          <w:i/>
-          <w:lang w:eastAsia="zh-CN"/>
         </w:rPr>
         <w:t>}}</w:t>
       </w:r>
@@ -7696,7 +7637,7 @@
         <mc:AlternateContent>
           <mc:Choice Requires="wps">
             <w:drawing>
-              <wp:anchor distT="0" distB="0" distL="114300" distR="114300" simplePos="0" relativeHeight="251657216" behindDoc="0" locked="1" layoutInCell="1" allowOverlap="1" wp14:anchorId="1EF7C128" wp14:editId="573ED6F8">
+              <wp:anchor distT="0" distB="0" distL="114300" distR="114300" simplePos="0" relativeHeight="251656192" behindDoc="0" locked="1" layoutInCell="1" allowOverlap="1" wp14:anchorId="1EF7C128" wp14:editId="573ED6F8">
                 <wp:simplePos x="0" y="0"/>
                 <wp:positionH relativeFrom="column">
                   <wp:posOffset>1463040</wp:posOffset>
@@ -7830,7 +7771,7 @@
           </mc:Choice>
           <mc:Fallback>
             <w:pict>
-              <v:shape w14:anchorId="1EF7C128" id="_x0000_s1027" type="#_x0000_t202" style="position:absolute;margin-left:115.2pt;margin-top:1.2pt;width:70.8pt;height:22.1pt;z-index:251657216;visibility:visible;mso-wrap-style:square;mso-width-percent:0;mso-height-percent:0;mso-wrap-distance-left:9pt;mso-wrap-distance-top:0;mso-wrap-distance-right:9pt;mso-wrap-distance-bottom:0;mso-position-horizontal:absolute;mso-position-horizontal-relative:text;mso-position-vertical:absolute;mso-position-vertical-relative:text;mso-width-percent:0;mso-height-percent:0;mso-width-relative:margin;mso-height-relative:margin;v-text-anchor:top" o:gfxdata="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" filled="f" stroked="f" strokeweight=".5pt">
+              <v:shape w14:anchorId="1EF7C128" id="_x0000_s1027" type="#_x0000_t202" style="position:absolute;margin-left:115.2pt;margin-top:1.2pt;width:70.8pt;height:22.1pt;z-index:251656192;visibility:visible;mso-wrap-style:square;mso-width-percent:0;mso-height-percent:0;mso-wrap-distance-left:9pt;mso-wrap-distance-top:0;mso-wrap-distance-right:9pt;mso-wrap-distance-bottom:0;mso-position-horizontal:absolute;mso-position-horizontal-relative:text;mso-position-vertical:absolute;mso-position-vertical-relative:text;mso-width-percent:0;mso-height-percent:0;mso-width-relative:margin;mso-height-relative:margin;v-text-anchor:top" o:gfxdata="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" filled="f" stroked="f" strokeweight=".5pt">
                 <v:textbox>
                   <w:txbxContent>
                     <w:p>
@@ -8132,7 +8073,7 @@
         <mc:AlternateContent>
           <mc:Choice Requires="wps">
             <w:drawing>
-              <wp:anchor distT="0" distB="0" distL="114300" distR="114300" simplePos="0" relativeHeight="251658240" behindDoc="0" locked="1" layoutInCell="1" allowOverlap="1" wp14:anchorId="5C182F92" wp14:editId="5DB9113A">
+              <wp:anchor distT="0" distB="0" distL="114300" distR="114300" simplePos="0" relativeHeight="251657216" behindDoc="0" locked="1" layoutInCell="1" allowOverlap="1" wp14:anchorId="5C182F92" wp14:editId="5DB9113A">
                 <wp:simplePos x="0" y="0"/>
                 <wp:positionH relativeFrom="column">
                   <wp:posOffset>5041900</wp:posOffset>
@@ -8292,7 +8233,7 @@
           </mc:Choice>
           <mc:Fallback>
             <w:pict>
-              <v:shape w14:anchorId="5C182F92" id="_x0000_s1028" type="#_x0000_t202" style="position:absolute;margin-left:397pt;margin-top:-50.9pt;width:81.6pt;height:22.1pt;z-index:251658240;visibility:visible;mso-wrap-style:square;mso-width-percent:0;mso-height-percent:0;mso-wrap-distance-left:9pt;mso-wrap-distance-top:0;mso-wrap-distance-right:9pt;mso-wrap-distance-bottom:0;mso-position-horizontal:absolute;mso-position-horizontal-relative:text;mso-position-vertical:absolute;mso-position-vertical-relative:text;mso-width-percent:0;mso-height-percent:0;mso-width-relative:margin;mso-height-relative:margin;v-text-anchor:top" o:gfxdata="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" filled="f" stroked="f" strokeweight=".5pt">
+              <v:shape w14:anchorId="5C182F92" id="_x0000_s1028" type="#_x0000_t202" style="position:absolute;margin-left:397pt;margin-top:-50.9pt;width:81.6pt;height:22.1pt;z-index:251657216;visibility:visible;mso-wrap-style:square;mso-width-percent:0;mso-height-percent:0;mso-wrap-distance-left:9pt;mso-wrap-distance-top:0;mso-wrap-distance-right:9pt;mso-wrap-distance-bottom:0;mso-position-horizontal:absolute;mso-position-horizontal-relative:text;mso-position-vertical:absolute;mso-position-vertical-relative:text;mso-width-percent:0;mso-height-percent:0;mso-width-relative:margin;mso-height-relative:margin;v-text-anchor:top" o:gfxdata="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" filled="f" stroked="f" strokeweight=".5pt">
                 <v:textbox>
                   <w:txbxContent>
                     <w:p>

--- a/templates/post-incorporate/05 Engagement_Letter_and_Indemnity_and_Undertaking_of_Secretarial_Services - template.docx
+++ b/templates/post-incorporate/05 Engagement_Letter_and_Indemnity_and_Undertaking_of_Secretarial_Services - template.docx
@@ -4357,7 +4357,7 @@
         </w:rPr>
       </w:pPr>
       <w:r>
-        <w:t xml:space="preserve">                                                                                  </w:t>
+        <w:t xml:space="preserve">                                         </w:t>
       </w:r>
       <w:r>
         <w:t xml:space="preserve">Name: </w:t>
@@ -4374,7 +4374,7 @@
         <w:spacing w:line="288" w:lineRule="auto"/>
       </w:pPr>
       <w:r>
-        <w:t xml:space="preserve">                                                                                  </w:t>
+        <w:t xml:space="preserve">                                         </w:t>
       </w:r>
       <w:r>
         <w:t>Designation: DIRECTOR</w:t>
@@ -4393,7 +4393,7 @@
         </w:sectPr>
       </w:pPr>
       <w:r>
-        <w:t xml:space="preserve">                                                                                  </w:t>
+        <w:t xml:space="preserve">                                         </w:t>
       </w:r>
       <w:r>
         <w:t xml:space="preserve">Dated: </w:t>

--- a/templates/post-incorporate/05 Engagement_Letter_and_Indemnity_and_Undertaking_of_Secretarial_Services - template.docx
+++ b/templates/post-incorporate/05 Engagement_Letter_and_Indemnity_and_Undertaking_of_Secretarial_Services - template.docx
@@ -4352,30 +4352,23 @@
     <w:p>
       <w:pPr>
         <w:spacing w:line="288" w:lineRule="auto"/>
+        <w:ind w:left="4513"/>
         <w:rPr>
           <w:rFonts w:eastAsiaTheme="minorEastAsia"/>
         </w:rPr>
       </w:pPr>
       <w:r>
-        <w:t xml:space="preserve">                                         </w:t>
-      </w:r>
-      <w:r>
         <w:t xml:space="preserve">Name: </w:t>
       </w:r>
       <w:r>
-        <w:rPr>
-          <w:rFonts w:eastAsiaTheme="minorEastAsia" w:hint="eastAsia"/>
-        </w:rPr>
         <w:t>{{Chairman}}</w:t>
       </w:r>
     </w:p>
     <w:p>
       <w:pPr>
         <w:spacing w:line="288" w:lineRule="auto"/>
-      </w:pPr>
-      <w:r>
-        <w:t xml:space="preserve">                                         </w:t>
-      </w:r>
+        <w:ind w:left="4513"/>
+      </w:pPr>
       <w:r>
         <w:t>Designation: DIRECTOR</w:t>
       </w:r>
@@ -4383,6 +4376,7 @@
     <w:p>
       <w:pPr>
         <w:spacing w:line="288" w:lineRule="auto"/>
+        <w:ind w:left="4513"/>
         <w:rPr>
           <w:rFonts w:eastAsiaTheme="minorEastAsia"/>
         </w:rPr>
@@ -4392,9 +4386,6 @@
           <w:cols w:space="720"/>
         </w:sectPr>
       </w:pPr>
-      <w:r>
-        <w:t xml:space="preserve">                                         </w:t>
-      </w:r>
       <w:r>
         <w:t xml:space="preserve">Dated: </w:t>
       </w:r>
@@ -7950,7 +7941,7 @@
             </w:pPr>
             <w:r>
               <w:rPr>
-                <w:rFonts w:eastAsiaTheme="minorEastAsia" w:hint="eastAsia"/>
+                <w:rFonts w:eastAsiaTheme="minorEastAsia"/>
                 <w:b/>
                 <w:sz w:val="23"/>
                 <w:lang w:eastAsia="zh-CN"/>
